--- a/klagomål/A 59566-2025 FSC-klagomål.docx
+++ b/klagomål/A 59566-2025 FSC-klagomål.docx
@@ -1670,7 +1670,7 @@
     <w:r>
       <w:tab/>
       <w:tab/>
-      <w:t>2026-09-14</w:t>
+      <w:t>2026-09-15</w:t>
       <w:br/>
       <w:br/>
     </w:r>

--- a/klagomål/A 59566-2025 FSC-klagomål.docx
+++ b/klagomål/A 59566-2025 FSC-klagomål.docx
@@ -1670,7 +1670,7 @@
     <w:r>
       <w:tab/>
       <w:tab/>
-      <w:t>2026-09-15</w:t>
+      <w:t>2026-09-16</w:t>
       <w:br/>
       <w:br/>
     </w:r>

--- a/klagomål/A 59566-2025 FSC-klagomål.docx
+++ b/klagomål/A 59566-2025 FSC-klagomål.docx
@@ -1670,7 +1670,7 @@
     <w:r>
       <w:tab/>
       <w:tab/>
-      <w:t>2026-09-16</w:t>
+      <w:t>2026-09-17</w:t>
       <w:br/>
       <w:br/>
     </w:r>

--- a/klagomål/A 59566-2025 FSC-klagomål.docx
+++ b/klagomål/A 59566-2025 FSC-klagomål.docx
@@ -1670,7 +1670,7 @@
     <w:r>
       <w:tab/>
       <w:tab/>
-      <w:t>2026-09-17</w:t>
+      <w:t>2026-09-18</w:t>
       <w:br/>
       <w:br/>
     </w:r>

--- a/klagomål/A 59566-2025 FSC-klagomål.docx
+++ b/klagomål/A 59566-2025 FSC-klagomål.docx
@@ -1670,7 +1670,7 @@
     <w:r>
       <w:tab/>
       <w:tab/>
-      <w:t>2026-09-18</w:t>
+      <w:t>2026-09-19</w:t>
       <w:br/>
       <w:br/>
     </w:r>

--- a/klagomål/A 59566-2025 FSC-klagomål.docx
+++ b/klagomål/A 59566-2025 FSC-klagomål.docx
@@ -1670,7 +1670,7 @@
     <w:r>
       <w:tab/>
       <w:tab/>
-      <w:t>2026-09-19</w:t>
+      <w:t>2026-09-21</w:t>
       <w:br/>
       <w:br/>
     </w:r>

--- a/klagomål/A 59566-2025 FSC-klagomål.docx
+++ b/klagomål/A 59566-2025 FSC-klagomål.docx
@@ -1670,7 +1670,7 @@
     <w:r>
       <w:tab/>
       <w:tab/>
-      <w:t>2026-09-21</w:t>
+      <w:t>2026-09-23</w:t>
       <w:br/>
       <w:br/>
     </w:r>

--- a/klagomål/A 59566-2025 FSC-klagomål.docx
+++ b/klagomål/A 59566-2025 FSC-klagomål.docx
@@ -1670,7 +1670,7 @@
     <w:r>
       <w:tab/>
       <w:tab/>
-      <w:t>2026-09-23</w:t>
+      <w:t>2026-09-24</w:t>
       <w:br/>
       <w:br/>
     </w:r>

--- a/klagomål/A 59566-2025 FSC-klagomål.docx
+++ b/klagomål/A 59566-2025 FSC-klagomål.docx
@@ -1670,7 +1670,7 @@
     <w:r>
       <w:tab/>
       <w:tab/>
-      <w:t>2026-09-24</w:t>
+      <w:t>2026-09-25</w:t>
       <w:br/>
       <w:br/>
     </w:r>

--- a/klagomål/A 59566-2025 FSC-klagomål.docx
+++ b/klagomål/A 59566-2025 FSC-klagomål.docx
@@ -1670,7 +1670,7 @@
     <w:r>
       <w:tab/>
       <w:tab/>
-      <w:t>2026-09-25</w:t>
+      <w:t>2026-09-26</w:t>
       <w:br/>
       <w:br/>
     </w:r>

--- a/klagomål/A 59566-2025 FSC-klagomål.docx
+++ b/klagomål/A 59566-2025 FSC-klagomål.docx
@@ -1670,7 +1670,7 @@
     <w:r>
       <w:tab/>
       <w:tab/>
-      <w:t>2026-09-26</w:t>
+      <w:t>2026-09-27</w:t>
       <w:br/>
       <w:br/>
     </w:r>

--- a/klagomål/A 59566-2025 FSC-klagomål.docx
+++ b/klagomål/A 59566-2025 FSC-klagomål.docx
@@ -1670,7 +1670,7 @@
     <w:r>
       <w:tab/>
       <w:tab/>
-      <w:t>2026-09-27</w:t>
+      <w:t>2026-09-28</w:t>
       <w:br/>
       <w:br/>
     </w:r>

--- a/klagomål/A 59566-2025 FSC-klagomål.docx
+++ b/klagomål/A 59566-2025 FSC-klagomål.docx
@@ -1670,7 +1670,7 @@
     <w:r>
       <w:tab/>
       <w:tab/>
-      <w:t>2026-09-28</w:t>
+      <w:t>2026-09-29</w:t>
       <w:br/>
       <w:br/>
     </w:r>

--- a/klagomål/A 59566-2025 FSC-klagomål.docx
+++ b/klagomål/A 59566-2025 FSC-klagomål.docx
@@ -1670,7 +1670,7 @@
     <w:r>
       <w:tab/>
       <w:tab/>
-      <w:t>2026-09-29</w:t>
+      <w:t>2026-09-30</w:t>
       <w:br/>
       <w:br/>
     </w:r>

--- a/klagomål/A 59566-2025 FSC-klagomål.docx
+++ b/klagomål/A 59566-2025 FSC-klagomål.docx
@@ -1670,7 +1670,7 @@
     <w:r>
       <w:tab/>
       <w:tab/>
-      <w:t>2026-09-30</w:t>
+      <w:t>2026-10-01</w:t>
       <w:br/>
       <w:br/>
     </w:r>

--- a/klagomål/A 59566-2025 FSC-klagomål.docx
+++ b/klagomål/A 59566-2025 FSC-klagomål.docx
@@ -1670,7 +1670,7 @@
     <w:r>
       <w:tab/>
       <w:tab/>
-      <w:t>2026-10-01</w:t>
+      <w:t>2026-10-02</w:t>
       <w:br/>
       <w:br/>
     </w:r>

--- a/klagomål/A 59566-2025 FSC-klagomål.docx
+++ b/klagomål/A 59566-2025 FSC-klagomål.docx
@@ -168,7 +168,7 @@
     </w:p>
     <w:p>
       <w:r>
-        <w:t>Detta klagomål behandlar höga naturvärden i avverkningsanmälan A 59566-2025 i Haninge kommun som inkom 2025-11-30 och omfattar 2,6 ha.</w:t>
+        <w:t>Detta klagomål behandlar höga naturvärden i avverkningsanmälan A 59566-2025 i Haninge kommun som inkom 2025-11-30 och omfattar 1,7 ha.</w:t>
       </w:r>
     </w:p>
     <w:p>
@@ -178,7 +178,7 @@
       <w:r>
         <w:drawing>
           <wp:inline xmlns:a="http://schemas.openxmlformats.org/drawingml/2006/main" xmlns:pic="http://schemas.openxmlformats.org/drawingml/2006/picture">
-            <wp:extent cx="5064409" cy="5724000"/>
+            <wp:extent cx="5486400" cy="4436072"/>
             <wp:docPr id="1" name="Picture 1"/>
             <wp:cNvGraphicFramePr>
               <a:graphicFrameLocks noChangeAspect="1"/>
@@ -199,7 +199,7 @@
                   <pic:spPr>
                     <a:xfrm>
                       <a:off x="0" y="0"/>
-                      <a:ext cx="5064409" cy="5724000"/>
+                      <a:ext cx="5486400" cy="4436072"/>
                     </a:xfrm>
                     <a:prstGeom prst="rect"/>
                   </pic:spPr>
@@ -216,12 +216,12 @@
         <w:spacing w:after="240"/>
       </w:pPr>
       <w:r>
-        <w:t>Figur 1. Fyndplatser för naturvårdsarter i och inom 25 meter från avverkningsanmälan. Markörer utan svart kant är placerade på fyndplatsen. Markörer med svart kant är placerade vid sidan av fyndplatsen och har ett svart streck som visar fyndplatsens exakta position. Kartans mittpunktskoordinat är N 6562428, E 685021 i SWEREF 99 TM.</w:t>
+        <w:t>Figur 1. Fyndplatser för naturvårdsarter i och inom 25 meter från avverkningsanmälan. Markörer utan svart kant är placerade på fyndplatsen. Markörer med svart kant är placerade vid sidan av fyndplatsen och har ett svart streck som visar fyndplatsens exakta position. Kartans mittpunktskoordinat är N 6562376, E 685079 i SWEREF 99 TM.</w:t>
       </w:r>
     </w:p>
     <w:p>
       <w:r>
-        <w:t>I och inom 25 meter från avverkningsanmälan finns fynd av 22 naturvårdsarter, varav 5 är rödlistade, 8 är fridlysta, 14 är typiska (T) och 9 är signalarter (S): gränsticka (VU, T), rotfingersvamp (VU), tallkötticka (NT), talltita (NT, §4), ullticka (NT, T), bronshjon (S, T), flagellkvastmossa (S, T), grön sköldmossa (S, T, §8), grönpyrola (S, T), kornknutmossa (S, T), mindre märgborre (S, T), stubbspretmossa (S, T), thomsons trägnagare (S), vedticka (S, T), ekbräken (T), hultbräken (T), mattlummer (T, §9), spillkråka (T, §4), kungsfågel (§4), kopparödla (§6), skogsödla (§6) och revlummer (§9). Se Figur 1.</w:t>
+        <w:t>I och inom 25 meter från avverkningsanmälan finns fynd av 14 naturvårdsarter, varav 4 är rödlistade, 5 är fridlysta, 9 är typiska (T) och 5 är signalarter (S): rotfingersvamp (VU), tallkötticka (NT), talltita (NT, §4), ullticka (NT, T), grön sköldmossa (S, T, §8), grönpyrola (S, T), kornknutmossa (S, T), mindre märgborre (S, T), vedticka (S, T), ekbräken (T), hultbräken (T), spillkråka (T, §4), kopparödla (§6) och revlummer (§9). Se Figur 1.</w:t>
       </w:r>
     </w:p>
     <w:p>
@@ -252,26 +252,6 @@
         <w:rPr>
           <w:b/>
         </w:rPr>
-        <w:t>Gränsticka (VU)</w:t>
-      </w:r>
-      <w:r>
-        <w:t xml:space="preserve"> är en mycket bra signalart inom hela sitt utbredningsområde. Den är huvudsakligen knuten till restbestånd av barrnaturskog och förekommer med ett tydligt optimum i orörda eller måttligt påverkade gamla granskogar där det föreligger långvarig kontinuitet av grov död ved. Den totala populationen bedöms ha minskat och fortsätter att minska i takt med att grankontinuitetsskogar (äldre tidigare icke kalavverkade skogar) minskar i areal. Minskningstakten överstiger gränsvärdet för sårbar (VU). Lokaler som hyser arten bör undantas från skogsbruk, speciellt i mellersta och södra Sverige. Gränsticka är typisk art för </w:t>
-      </w:r>
-      <w:r>
-        <w:rPr>
-          <w:i/>
-        </w:rPr>
-        <w:t>9010 Taiga</w:t>
-      </w:r>
-      <w:r>
-        <w:t xml:space="preserve"> (SLU Artdatabanken, 2026; Nitare &amp; Skogsstyrelsen, 2019).</w:t>
-      </w:r>
-    </w:p>
-    <w:p>
-      <w:r>
-        <w:rPr>
-          <w:b/>
-        </w:rPr>
         <w:t xml:space="preserve">Rotfingersvamp (VU) </w:t>
       </w:r>
       <w:r>
@@ -370,30 +350,10 @@
         <w:rPr>
           <w:b/>
         </w:rPr>
-        <w:t>Bronshjon</w:t>
-      </w:r>
-      <w:r>
-        <w:t xml:space="preserve"> är en skalbagge vars larvutveckling sker under grov bark på stammar av döda eller döende barrträd, främst gran, i mindre omfattning tall. Arten är knuten till äldre, naturskogslik granskog med inslag av torkande träd. Bronshjon är typisk art för </w:t>
-      </w:r>
-      <w:r>
-        <w:rPr>
-          <w:i/>
-        </w:rPr>
-        <w:t>9010 Taiga</w:t>
-      </w:r>
-      <w:r>
-        <w:t xml:space="preserve"> (SLU Artdatabanken, 2025).</w:t>
-      </w:r>
-    </w:p>
-    <w:p>
-      <w:r>
-        <w:rPr>
-          <w:b/>
-        </w:rPr>
-        <w:t>Flagellkvastmossa</w:t>
-      </w:r>
-      <w:r>
-        <w:t xml:space="preserve"> förekommer framför allt i tallsumpskog, men finns även i relativt torra gran- och tallskogar. Den signalerar överallt skogsmiljöer med höga naturvärden och indikerar biotoper med rik och kontinuerlig förekomst av död ved i olika nedbrytningsstadier eller barlagd torvjord. Flagellkvastmossa är typisk art för </w:t>
+        <w:t>Grön sköldmossa (§8)</w:t>
+      </w:r>
+      <w:r>
+        <w:t xml:space="preserve"> är typisk art för </w:t>
       </w:r>
       <w:r>
         <w:rPr>
@@ -408,10 +368,10 @@
         <w:rPr>
           <w:i/>
         </w:rPr>
-        <w:t xml:space="preserve"> 9740 Skogsbevuxen myr </w:t>
-      </w:r>
-      <w:r>
-        <w:t>(SLU Artdatabanken, 2024; Nitare &amp; Skogsstyrelsen, 2019).</w:t>
+        <w:t xml:space="preserve"> 9750 Svämlövskog</w:t>
+      </w:r>
+      <w:r>
+        <w:t xml:space="preserve"> och omfattas av EU:s art- och habitatdirektiv bilaga 2 vilket innebär att det finns ett uttalat intresse inom Europeiska unionen att bevara arten. Grön sköldmossa kräver skog som har ett speciellt mikroklimat med hög och jämn luftfuktighet i kombination med rik tillgång på död ved (Nitare &amp; Skogsstyrelsen, 2019; SLU Artdatabanken, 2025). I praktiken handlar det om åtminstone 50 meter med skyddande skog för att undvika uttorkning av marken (Hallingbäck, personligt meddelande 2022-02-24). Grön sköldmossa är en ansvarsart för Sverige då en särskilt stor andel av Europas population finns i landet. Mark- och miljööverdomstolen (MÖD) har i mål nr M 2019-20 (18 februari 2019) slagit fast att grön sköldmossa (§8) är dispenspliktig och att exemplar av arten inte får skadas utan dispens (MÖD, mål nr M 2019-20).</w:t>
       </w:r>
     </w:p>
     <w:p>
@@ -419,10 +379,39 @@
         <w:rPr>
           <w:b/>
         </w:rPr>
-        <w:t>Grön sköldmossa (§8)</w:t>
-      </w:r>
-      <w:r>
-        <w:t xml:space="preserve"> är typisk art för </w:t>
+        <w:t xml:space="preserve">Grönpyrola </w:t>
+      </w:r>
+      <w:r>
+        <w:t xml:space="preserve">växer främst på sandig, torr eller frisk mark i äldre barrskog, ofta på isälvsmaterial såsom sand och grus. Den påträffas främst i äldre naturligt uppkomna barrskogar, exempelvis på tallmoar, i åssluttningar, dyner och rasbranter. Arten är känslig för skogsbruksmetoder såsom slutavverkning och markberedning. Grönpyrola är typisk art för </w:t>
+      </w:r>
+      <w:r>
+        <w:rPr>
+          <w:i/>
+        </w:rPr>
+        <w:t>9010 Taiga, 9060 Åsbarrskog</w:t>
+      </w:r>
+      <w:r>
+        <w:t xml:space="preserve"> och</w:t>
+      </w:r>
+      <w:r>
+        <w:rPr>
+          <w:i/>
+        </w:rPr>
+        <w:t xml:space="preserve"> 1610 Åsöar i Östersjön </w:t>
+      </w:r>
+      <w:r>
+        <w:t>(Nitare &amp; Skogsstyrelsen, 2019; SLU Artdatabanken, 2025).</w:t>
+      </w:r>
+    </w:p>
+    <w:p>
+      <w:r>
+        <w:rPr>
+          <w:b/>
+        </w:rPr>
+        <w:t>Kornknutmossa</w:t>
+      </w:r>
+      <w:r>
+        <w:t xml:space="preserve"> växer främst på grova lågor i sumpskog och myrkanter och indikerar miljöer med rik och jämn tillgång på fuktigt liggande ved. En typisk växtplats i södra Sverige är naturskogsartad gransumpskog. Samtliga skogsskötselåtgärder på eller i omedelbar närhet av lokalerna utgör ett hot. Fragmenteringen av skogslandskapet liksom minskad mängd död ved är ett långsiktigt hot mot denna art. Kornknutmossa är typisk art för </w:t>
       </w:r>
       <w:r>
         <w:rPr>
@@ -437,10 +426,10 @@
         <w:rPr>
           <w:i/>
         </w:rPr>
-        <w:t xml:space="preserve"> 9750 Svämlövskog</w:t>
-      </w:r>
-      <w:r>
-        <w:t xml:space="preserve"> och omfattas av EU:s art- och habitatdirektiv bilaga 2 vilket innebär att det finns ett uttalat intresse inom Europeiska unionen att bevara arten. Grön sköldmossa kräver skog som har ett speciellt mikroklimat med hög och jämn luftfuktighet i kombination med rik tillgång på död ved (Nitare &amp; Skogsstyrelsen, 2019; SLU Artdatabanken, 2025). I praktiken handlar det om åtminstone 50 meter med skyddande skog för att undvika uttorkning av marken (Hallingbäck, personligt meddelande 2022-02-24). Grön sköldmossa är en ansvarsart för Sverige då en särskilt stor andel av Europas population finns i landet. Mark- och miljööverdomstolen (MÖD) har i mål nr M 2019-20 (18 februari 2019) slagit fast att grön sköldmossa (§8) är dispenspliktig och att exemplar av arten inte får skadas utan dispens (MÖD, mål nr M 2019-20).</w:t>
+        <w:t xml:space="preserve"> 9740 Skogsbevuxen myr</w:t>
+      </w:r>
+      <w:r>
+        <w:t xml:space="preserve"> (SLU Artdatabanken, 2024; Nitare &amp; Skogsstyrelsen, 2019).</w:t>
       </w:r>
     </w:p>
     <w:p>
@@ -448,28 +437,28 @@
         <w:rPr>
           <w:b/>
         </w:rPr>
-        <w:t xml:space="preserve">Grönpyrola </w:t>
-      </w:r>
-      <w:r>
-        <w:t xml:space="preserve">växer främst på sandig, torr eller frisk mark i äldre barrskog, ofta på isälvsmaterial såsom sand och grus. Den påträffas främst i äldre naturligt uppkomna barrskogar, exempelvis på tallmoar, i åssluttningar, dyner och rasbranter. Arten är känslig för skogsbruksmetoder såsom slutavverkning och markberedning. Grönpyrola är typisk art för </w:t>
+        <w:t>Mindre märgborre</w:t>
+      </w:r>
+      <w:r>
+        <w:t xml:space="preserve"> är en signalart för tallskog med höga naturvärden och betraktas tillsammans med skarptandad barkborre som nyckelarter för ett antal sällsynta åtgärdsprogramsarter som är beroende av deras gångsystem. Bland dessa kan nämnas avlång barkborre (VU), </w:t>
       </w:r>
       <w:r>
         <w:rPr>
           <w:i/>
         </w:rPr>
-        <w:t>9010 Taiga, 9060 Åsbarrskog</w:t>
-      </w:r>
-      <w:r>
-        <w:t xml:space="preserve"> och</w:t>
+        <w:t>Corticeus longulus</w:t>
+      </w:r>
+      <w:r>
+        <w:t xml:space="preserve"> (VU), tallgångbagge (VU), cholodkovskys bastborre (NT) och tallbarksvartbagge (NT). Den mindre märgborrens måsvingeliknande gnaggångar är lätta att känna igen och hittas ofta på grova tallgrenar på marken. Rika förekomster av främst mindre märgborre men även skarptandad barkborre är en signal för artrikedom och inventeringar har visat att det är i skogar med en naturlig självgallring som det skapas förutsättningar för dessa arter samt de efterföljande åtgärdsprogramsarterna. Tallskogar med stark förekomst av mindre märgborre och skarptandad barkborre bör avsättas som reservat. Generellt bör hänsyn tas vid slutavverkning av talldominerad skog så att avverkningsrester som gren- och toppdelar lämnas. Mindre märgborre är typisk art för </w:t>
       </w:r>
       <w:r>
         <w:rPr>
           <w:i/>
         </w:rPr>
-        <w:t xml:space="preserve"> 1610 Åsöar i Östersjön </w:t>
-      </w:r>
-      <w:r>
-        <w:t>(Nitare &amp; Skogsstyrelsen, 2019; SLU Artdatabanken, 2025).</w:t>
+        <w:t>9060 Åsbarrskog</w:t>
+      </w:r>
+      <w:r>
+        <w:t xml:space="preserve"> (SLU Artdatabanken, 2026; Pettersson, 2014; Hedgren, 2012; Gunnarsson m fl., 1999).</w:t>
       </w:r>
     </w:p>
     <w:p>
@@ -477,10 +466,10 @@
         <w:rPr>
           <w:b/>
         </w:rPr>
-        <w:t>Kornknutmossa</w:t>
-      </w:r>
-      <w:r>
-        <w:t xml:space="preserve"> växer främst på grova lågor i sumpskog och myrkanter och indikerar miljöer med rik och jämn tillgång på fuktigt liggande ved. En typisk växtplats i södra Sverige är naturskogsartad gransumpskog. Samtliga skogsskötselåtgärder på eller i omedelbar närhet av lokalerna utgör ett hot. Fragmenteringen av skogslandskapet liksom minskad mängd död ved är ett långsiktigt hot mot denna art. Kornknutmossa är typisk art för </w:t>
+        <w:t xml:space="preserve">Vedticka </w:t>
+      </w:r>
+      <w:r>
+        <w:t xml:space="preserve">är en bra signalart söder om den naturliga norrlandsgränsen. Den är huvudsakligen knuten till äldre barrskogar där det föreligger långvarig kontinuitet av död barrved. Vedticka är typisk art för </w:t>
       </w:r>
       <w:r>
         <w:rPr>
@@ -489,84 +478,6 @@
         <w:t xml:space="preserve">9010 Taiga </w:t>
       </w:r>
       <w:r>
-        <w:t>och</w:t>
-      </w:r>
-      <w:r>
-        <w:rPr>
-          <w:i/>
-        </w:rPr>
-        <w:t xml:space="preserve"> 9740 Skogsbevuxen myr</w:t>
-      </w:r>
-      <w:r>
-        <w:t xml:space="preserve"> (SLU Artdatabanken, 2024; Nitare &amp; Skogsstyrelsen, 2019).</w:t>
-      </w:r>
-    </w:p>
-    <w:p>
-      <w:r>
-        <w:rPr>
-          <w:b/>
-        </w:rPr>
-        <w:t>Mindre märgborre</w:t>
-      </w:r>
-      <w:r>
-        <w:t xml:space="preserve"> är en signalart för tallskog med höga naturvärden och betraktas tillsammans med skarptandad barkborre som nyckelarter för ett antal sällsynta åtgärdsprogramsarter som är beroende av deras gångsystem. Bland dessa kan nämnas avlång barkborre (VU), </w:t>
-      </w:r>
-      <w:r>
-        <w:rPr>
-          <w:i/>
-        </w:rPr>
-        <w:t>Corticeus longulus</w:t>
-      </w:r>
-      <w:r>
-        <w:t xml:space="preserve"> (VU), tallgångbagge (VU), cholodkovskys bastborre (NT) och tallbarksvartbagge (NT). Den mindre märgborrens måsvingeliknande gnaggångar är lätta att känna igen och hittas ofta på grova tallgrenar på marken. Rika förekomster av främst mindre märgborre men även skarptandad barkborre är en signal för artrikedom och inventeringar har visat att det är i skogar med en naturlig självgallring som det skapas förutsättningar för dessa arter samt de efterföljande åtgärdsprogramsarterna. Tallskogar med stark förekomst av mindre märgborre och skarptandad barkborre bör avsättas som reservat. Generellt bör hänsyn tas vid slutavverkning av talldominerad skog så att avverkningsrester som gren- och toppdelar lämnas. Mindre märgborre är typisk art för </w:t>
-      </w:r>
-      <w:r>
-        <w:rPr>
-          <w:i/>
-        </w:rPr>
-        <w:t>9060 Åsbarrskog</w:t>
-      </w:r>
-      <w:r>
-        <w:t xml:space="preserve"> (SLU Artdatabanken, 2026; Pettersson, 2014; Hedgren, 2012; Gunnarsson m fl., 1999).</w:t>
-      </w:r>
-    </w:p>
-    <w:p>
-      <w:r>
-        <w:rPr>
-          <w:b/>
-        </w:rPr>
-        <w:t>Stubbspretmossa</w:t>
-      </w:r>
-      <w:r>
-        <w:t xml:space="preserve"> växer på ved i rika löv- och barrskogar med relativt hög luftfuktighet och indikerar fuktiga skogsmiljöer med gott om murken ved och ofta höga naturvärden. Stubbspretmossa är typisk art för </w:t>
-      </w:r>
-      <w:r>
-        <w:rPr>
-          <w:i/>
-        </w:rPr>
-        <w:t>9020 Nordlig ädellövskog</w:t>
-      </w:r>
-      <w:r>
-        <w:t xml:space="preserve"> (SLU Artdatabanken, 2024).</w:t>
-      </w:r>
-    </w:p>
-    <w:p>
-      <w:r>
-        <w:rPr>
-          <w:b/>
-        </w:rPr>
-        <w:t xml:space="preserve">Vedticka </w:t>
-      </w:r>
-      <w:r>
-        <w:t xml:space="preserve">är en bra signalart söder om den naturliga norrlandsgränsen. Den är huvudsakligen knuten till äldre barrskogar där det föreligger långvarig kontinuitet av död barrved. Vedticka är typisk art för </w:t>
-      </w:r>
-      <w:r>
-        <w:rPr>
-          <w:i/>
-        </w:rPr>
-        <w:t xml:space="preserve">9010 Taiga </w:t>
-      </w:r>
-      <w:r>
         <w:t>(Nitare &amp; Skogsstyrelsen, 2019; SLU Artdatabanken, 2025).</w:t>
       </w:r>
     </w:p>
@@ -605,26 +516,6 @@
           <w:i/>
         </w:rPr>
         <w:t xml:space="preserve">9050 Näringsrik granskog </w:t>
-      </w:r>
-      <w:r>
-        <w:t>(SLU Artdatabanken, 2025).</w:t>
-      </w:r>
-    </w:p>
-    <w:p>
-      <w:r>
-        <w:rPr>
-          <w:b/>
-        </w:rPr>
-        <w:t>Mattlummer (§9)</w:t>
-      </w:r>
-      <w:r>
-        <w:t xml:space="preserve"> är typisk art för </w:t>
-      </w:r>
-      <w:r>
-        <w:rPr>
-          <w:i/>
-        </w:rPr>
-        <w:t xml:space="preserve">9010 Taiga </w:t>
       </w:r>
       <w:r>
         <w:t>(SLU Artdatabanken, 2025).</w:t>
@@ -765,7 +656,7 @@
         <w:rPr>
           <w:i/>
         </w:rPr>
-        <w:t>I det avverkningsanmälda skogsområdet har 22 naturvårdsarter varav 5 rödlistade arter sina livsmiljöer och växtplatser.</w:t>
+        <w:t>I det avverkningsanmälda skogsområdet har 14 naturvårdsarter varav 4 rödlistade arter sina livsmiljöer och växtplatser.</w:t>
       </w:r>
     </w:p>
     <w:p>
@@ -1670,7 +1561,7 @@
     <w:r>
       <w:tab/>
       <w:tab/>
-      <w:t>2026-10-02</w:t>
+      <w:t>2026-10-03</w:t>
       <w:br/>
       <w:br/>
     </w:r>

--- a/klagomål/A 59566-2025 FSC-klagomål.docx
+++ b/klagomål/A 59566-2025 FSC-klagomål.docx
@@ -1561,7 +1561,7 @@
     <w:r>
       <w:tab/>
       <w:tab/>
-      <w:t>2026-10-03</w:t>
+      <w:t>2026-10-04</w:t>
       <w:br/>
       <w:br/>
     </w:r>

--- a/klagomål/A 59566-2025 FSC-klagomål.docx
+++ b/klagomål/A 59566-2025 FSC-klagomål.docx
@@ -1561,7 +1561,7 @@
     <w:r>
       <w:tab/>
       <w:tab/>
-      <w:t>2026-10-04</w:t>
+      <w:t>2026-10-05</w:t>
       <w:br/>
       <w:br/>
     </w:r>

--- a/klagomål/A 59566-2025 FSC-klagomål.docx
+++ b/klagomål/A 59566-2025 FSC-klagomål.docx
@@ -1561,7 +1561,7 @@
     <w:r>
       <w:tab/>
       <w:tab/>
-      <w:t>2026-10-05</w:t>
+      <w:t>2026-10-06</w:t>
       <w:br/>
       <w:br/>
     </w:r>

--- a/klagomål/A 59566-2025 FSC-klagomål.docx
+++ b/klagomål/A 59566-2025 FSC-klagomål.docx
@@ -1561,7 +1561,7 @@
     <w:r>
       <w:tab/>
       <w:tab/>
-      <w:t>2026-10-06</w:t>
+      <w:t>2026-10-07</w:t>
       <w:br/>
       <w:br/>
     </w:r>

--- a/klagomål/A 59566-2025 FSC-klagomål.docx
+++ b/klagomål/A 59566-2025 FSC-klagomål.docx
@@ -1561,7 +1561,7 @@
     <w:r>
       <w:tab/>
       <w:tab/>
-      <w:t>2026-10-07</w:t>
+      <w:t>2026-10-08</w:t>
       <w:br/>
       <w:br/>
     </w:r>

--- a/klagomål/A 59566-2025 FSC-klagomål.docx
+++ b/klagomål/A 59566-2025 FSC-klagomål.docx
@@ -1561,7 +1561,7 @@
     <w:r>
       <w:tab/>
       <w:tab/>
-      <w:t>2026-10-08</w:t>
+      <w:t>2026-10-09</w:t>
       <w:br/>
       <w:br/>
     </w:r>

--- a/klagomål/A 59566-2025 FSC-klagomål.docx
+++ b/klagomål/A 59566-2025 FSC-klagomål.docx
@@ -1561,7 +1561,7 @@
     <w:r>
       <w:tab/>
       <w:tab/>
-      <w:t>2026-10-09</w:t>
+      <w:t>2026-10-10</w:t>
       <w:br/>
       <w:br/>
     </w:r>

--- a/klagomål/A 59566-2025 FSC-klagomål.docx
+++ b/klagomål/A 59566-2025 FSC-klagomål.docx
@@ -1561,7 +1561,7 @@
     <w:r>
       <w:tab/>
       <w:tab/>
-      <w:t>2026-10-10</w:t>
+      <w:t>2026-10-11</w:t>
       <w:br/>
       <w:br/>
     </w:r>

--- a/klagomål/A 59566-2025 FSC-klagomål.docx
+++ b/klagomål/A 59566-2025 FSC-klagomål.docx
@@ -1561,7 +1561,7 @@
     <w:r>
       <w:tab/>
       <w:tab/>
-      <w:t>2026-10-11</w:t>
+      <w:t>2026-10-12</w:t>
       <w:br/>
       <w:br/>
     </w:r>

--- a/klagomål/A 59566-2025 FSC-klagomål.docx
+++ b/klagomål/A 59566-2025 FSC-klagomål.docx
@@ -1561,7 +1561,7 @@
     <w:r>
       <w:tab/>
       <w:tab/>
-      <w:t>2026-10-12</w:t>
+      <w:t>2026-10-13</w:t>
       <w:br/>
       <w:br/>
     </w:r>

--- a/klagomål/A 59566-2025 FSC-klagomål.docx
+++ b/klagomål/A 59566-2025 FSC-klagomål.docx
@@ -1561,7 +1561,7 @@
     <w:r>
       <w:tab/>
       <w:tab/>
-      <w:t>2026-10-13</w:t>
+      <w:t>2026-10-14</w:t>
       <w:br/>
       <w:br/>
     </w:r>

--- a/klagomål/A 59566-2025 FSC-klagomål.docx
+++ b/klagomål/A 59566-2025 FSC-klagomål.docx
@@ -1561,7 +1561,7 @@
     <w:r>
       <w:tab/>
       <w:tab/>
-      <w:t>2026-10-14</w:t>
+      <w:t>2026-10-15</w:t>
       <w:br/>
       <w:br/>
     </w:r>

--- a/klagomål/A 59566-2025 FSC-klagomål.docx
+++ b/klagomål/A 59566-2025 FSC-klagomål.docx
@@ -1561,7 +1561,7 @@
     <w:r>
       <w:tab/>
       <w:tab/>
-      <w:t>2026-10-15</w:t>
+      <w:t>2026-10-16</w:t>
       <w:br/>
       <w:br/>
     </w:r>

--- a/klagomål/A 59566-2025 FSC-klagomål.docx
+++ b/klagomål/A 59566-2025 FSC-klagomål.docx
@@ -1561,7 +1561,7 @@
     <w:r>
       <w:tab/>
       <w:tab/>
-      <w:t>2026-10-16</w:t>
+      <w:t>2026-10-17</w:t>
       <w:br/>
       <w:br/>
     </w:r>

--- a/klagomål/A 59566-2025 FSC-klagomål.docx
+++ b/klagomål/A 59566-2025 FSC-klagomål.docx
@@ -1561,7 +1561,7 @@
     <w:r>
       <w:tab/>
       <w:tab/>
-      <w:t>2026-10-17</w:t>
+      <w:t>2026-10-18</w:t>
       <w:br/>
       <w:br/>
     </w:r>

--- a/klagomål/A 59566-2025 FSC-klagomål.docx
+++ b/klagomål/A 59566-2025 FSC-klagomål.docx
@@ -1561,7 +1561,7 @@
     <w:r>
       <w:tab/>
       <w:tab/>
-      <w:t>2026-10-18</w:t>
+      <w:t>2026-10-19</w:t>
       <w:br/>
       <w:br/>
     </w:r>

--- a/klagomål/A 59566-2025 FSC-klagomål.docx
+++ b/klagomål/A 59566-2025 FSC-klagomål.docx
@@ -1561,7 +1561,7 @@
     <w:r>
       <w:tab/>
       <w:tab/>
-      <w:t>2026-10-19</w:t>
+      <w:t>2026-10-20</w:t>
       <w:br/>
       <w:br/>
     </w:r>

--- a/klagomål/A 59566-2025 FSC-klagomål.docx
+++ b/klagomål/A 59566-2025 FSC-klagomål.docx
@@ -1561,7 +1561,7 @@
     <w:r>
       <w:tab/>
       <w:tab/>
-      <w:t>2026-10-20</w:t>
+      <w:t>2026-10-21</w:t>
       <w:br/>
       <w:br/>
     </w:r>

--- a/klagomål/A 59566-2025 FSC-klagomål.docx
+++ b/klagomål/A 59566-2025 FSC-klagomål.docx
@@ -221,7 +221,7 @@
     </w:p>
     <w:p>
       <w:r>
-        <w:t>I och inom 25 meter från avverkningsanmälan finns fynd av 14 naturvårdsarter, varav 4 är rödlistade, 5 är fridlysta, 9 är typiska (T) och 5 är signalarter (S): rotfingersvamp (VU), tallkötticka (NT), talltita (NT, §4), ullticka (NT, T), grön sköldmossa (S, T, §8), grönpyrola (S, T), kornknutmossa (S, T), mindre märgborre (S, T), vedticka (S, T), ekbräken (T), hultbräken (T), spillkråka (T, §4), kopparödla (§6) och revlummer (§9). Se Figur 1.</w:t>
+        <w:t>I och inom 25 meter från avverkningsanmälan finns fynd av 16 naturvårdsarter, varav 5 är rödlistade, 5 är fridlysta, 11 är typiska (T) och 6 är signalarter (S): rotfingersvamp (VU), dropptaggsvamp (NT, T), tallkötticka (NT), talltita (NT, §4), ullticka (NT, T), blåmossa (S, T), grön sköldmossa (S, T, §8), grönpyrola (S, T), kornknutmossa (S, T), mindre märgborre (S, T), vedticka (S, T), ekbräken (T), hultbräken (T), spillkråka (T, §4), kopparödla (§6) och revlummer (§9). Se Figur 1.</w:t>
       </w:r>
     </w:p>
     <w:p>
@@ -263,6 +263,26 @@
         <w:rPr>
           <w:b/>
         </w:rPr>
+        <w:t>Dropptaggsvamp (NT)</w:t>
+      </w:r>
+      <w:r>
+        <w:t xml:space="preserve"> bildar mykorrhiza med tall, främst i barrskog med trädkontinuitet, i magra, torra och ljusöppna lavtallskogar och i barrblandskogar med friskmossor och lingon i fältskiktet. Den totala populationen i landet har minskat och bedöms fortsätta minska till följd av slutavverkningar av tallskog. Det är högst oklart om arten långsiktigt kan etablera och reproducera sig i skogsbestånd som brukas med trakthyggesmetoder, markberedning, gödsling eller föryngring med förädlat plantmaterial. Uppfyller kriterierna för att bli rödlistad på grund av ny kunskap som visar att en större andel av populationen än tidigare bedömt är knuten till kontinuitetsbarrskog. Minskningstakten för den svenska populationen bedöms vara nära gränsvärdet för Sårbar (VU). Dropptaggsvamp är typisk art för </w:t>
+      </w:r>
+      <w:r>
+        <w:rPr>
+          <w:i/>
+        </w:rPr>
+        <w:t xml:space="preserve">9010 Taiga </w:t>
+      </w:r>
+      <w:r>
+        <w:t>(SLU Artdatabanken, 2026).</w:t>
+      </w:r>
+    </w:p>
+    <w:p>
+      <w:r>
+        <w:rPr>
+          <w:b/>
+        </w:rPr>
         <w:t>Tallkötticka (NT)</w:t>
       </w:r>
       <w:r>
@@ -343,6 +363,35 @@
       </w:r>
       <w:r>
         <w:t xml:space="preserve"> (SLU Artdatabanken, 2026; Nitare &amp; Skogsstyrelsen, 2019; Miettinen &amp; Niemelä, 2018).</w:t>
+      </w:r>
+    </w:p>
+    <w:p>
+      <w:r>
+        <w:rPr>
+          <w:b/>
+        </w:rPr>
+        <w:t xml:space="preserve">Blåmossa </w:t>
+      </w:r>
+      <w:r>
+        <w:t xml:space="preserve">har karaktäristiska kuddar som är lätta att se på långt håll. Mycket stora kuddar, större än 0,5 meter i höjd, indikerar höga naturvärden där skogen har en lång period av orördhet oh stabila miljöförhållanden. Mossan växer under gynnsamma omständigheter cirka 1 centimeter per år och stora kuddar kan därför indirekt visa att lokalen varit lämplig under en lång tid. Blåmossa är typisk art för </w:t>
+      </w:r>
+      <w:r>
+        <w:rPr>
+          <w:i/>
+        </w:rPr>
+        <w:t>9010 Taiga, 9080 Lövsumpskog</w:t>
+      </w:r>
+      <w:r>
+        <w:t xml:space="preserve"> och </w:t>
+      </w:r>
+      <w:r>
+        <w:rPr>
+          <w:i/>
+        </w:rPr>
+        <w:t>9750 Svämlövskog</w:t>
+      </w:r>
+      <w:r>
+        <w:t xml:space="preserve"> (SLU Artdatabanken, 2025; Nitare &amp; Skogsstyrelsen, 2019).</w:t>
       </w:r>
     </w:p>
     <w:p>
@@ -656,7 +705,7 @@
         <w:rPr>
           <w:i/>
         </w:rPr>
-        <w:t>I det avverkningsanmälda skogsområdet har 14 naturvårdsarter varav 4 rödlistade arter sina livsmiljöer och växtplatser.</w:t>
+        <w:t>I det avverkningsanmälda skogsområdet har 16 naturvårdsarter varav 5 rödlistade arter sina livsmiljöer och växtplatser.</w:t>
       </w:r>
     </w:p>
     <w:p>
@@ -1561,7 +1610,7 @@
     <w:r>
       <w:tab/>
       <w:tab/>
-      <w:t>2026-10-21</w:t>
+      <w:t>2026-10-22</w:t>
       <w:br/>
       <w:br/>
     </w:r>

--- a/klagomål/A 59566-2025 FSC-klagomål.docx
+++ b/klagomål/A 59566-2025 FSC-klagomål.docx
@@ -221,7 +221,7 @@
     </w:p>
     <w:p>
       <w:r>
-        <w:t>I och inom 25 meter från avverkningsanmälan finns fynd av 16 naturvårdsarter, varav 5 är rödlistade, 5 är fridlysta, 11 är typiska (T) och 6 är signalarter (S): rotfingersvamp (VU), dropptaggsvamp (NT, T), tallkötticka (NT), talltita (NT, §4), ullticka (NT, T), blåmossa (S, T), grön sköldmossa (S, T, §8), grönpyrola (S, T), kornknutmossa (S, T), mindre märgborre (S, T), vedticka (S, T), ekbräken (T), hultbräken (T), spillkråka (T, §4), kopparödla (§6) och revlummer (§9). Se Figur 1.</w:t>
+        <w:t>I och inom 25 meter från avverkningsanmälan finns fynd av 18 naturvårdsarter, varav 6 är rödlistade, 6 är fridlysta, 13 är typiska (T) och 6 är signalarter (S): rotfingersvamp (VU), dropptaggsvamp (NT, T), motaggsvamp (NT, T), tallkötticka (NT), talltita (NT, §4), ullticka (NT, T), blåmossa (S, T), grön sköldmossa (S, T, §8), grönpyrola (S, T), kornknutmossa (S, T), mindre märgborre (S, T), vedticka (S, T), ekbräken (T), hultbräken (T), spillkråka (T, §4), tofsmes (T, §4), kopparödla (§6) och revlummer (§9). Se Figur 1.</w:t>
       </w:r>
     </w:p>
     <w:p>
@@ -283,6 +283,26 @@
         <w:rPr>
           <w:b/>
         </w:rPr>
+        <w:t xml:space="preserve">Motaggsvamp (NT) </w:t>
+      </w:r>
+      <w:r>
+        <w:t xml:space="preserve">bildar mykorrhiza med tall i tallskog och hittas huvudsakligen i äldre, glesare skogsbestånd och hällmarksimpediment. Arten hotas främst av skogsavverkning och tycks försvinna efter slutavverkning, markberedning och plantering. Motaggsvamp är typisk art för </w:t>
+      </w:r>
+      <w:r>
+        <w:rPr>
+          <w:i/>
+        </w:rPr>
+        <w:t>9010 Taiga</w:t>
+      </w:r>
+      <w:r>
+        <w:t xml:space="preserve"> (SLU Artdatabanken, 2024).</w:t>
+      </w:r>
+    </w:p>
+    <w:p>
+      <w:r>
+        <w:rPr>
+          <w:b/>
+        </w:rPr>
         <w:t>Tallkötticka (NT)</w:t>
       </w:r>
       <w:r>
@@ -597,6 +617,26 @@
       </w:r>
       <w:r>
         <w:t>. Den behöver grova träd, främst tall, asp och bok som boträd. Skogsbruk med korta omloppstider och täta, homogena ungskogar utgör det största hotet. Spillkråka är en nyckelart i skogliga miljöer vars övergivna bohål utnyttjas av flera andra hålhäckande fågelarter och fladdermöss, däribland pärluggla (EN, §4), knipa (§4), salskrake (§4) och skogsduva (§4). Hökuggla (VU, §4) och slaguggla (§4) häckar ofta i högstubbar som brutits av i höjd med ett gammalt spillkråkebo (SLU Artdatabanken, 2026; Skogsstyrelsen, 2016).</w:t>
+      </w:r>
+    </w:p>
+    <w:p>
+      <w:r>
+        <w:rPr>
+          <w:b/>
+        </w:rPr>
+        <w:t>Tofsmes (§4)</w:t>
+      </w:r>
+      <w:r>
+        <w:t xml:space="preserve"> häckar i barr- och blandskog, främst i tallskog. Tofsmes är typisk art för </w:t>
+      </w:r>
+      <w:r>
+        <w:rPr>
+          <w:i/>
+        </w:rPr>
+        <w:t xml:space="preserve">9010 Taiga </w:t>
+      </w:r>
+      <w:r>
+        <w:t>(SLU Artdatabanken, 2025).</w:t>
       </w:r>
     </w:p>
     <w:p>
@@ -705,7 +745,7 @@
         <w:rPr>
           <w:i/>
         </w:rPr>
-        <w:t>I det avverkningsanmälda skogsområdet har 16 naturvårdsarter varav 5 rödlistade arter sina livsmiljöer och växtplatser.</w:t>
+        <w:t>I det avverkningsanmälda skogsområdet har 18 naturvårdsarter varav 6 rödlistade arter sina livsmiljöer och växtplatser.</w:t>
       </w:r>
     </w:p>
     <w:p>
@@ -1610,7 +1650,7 @@
     <w:r>
       <w:tab/>
       <w:tab/>
-      <w:t>2026-10-22</w:t>
+      <w:t>2026-10-23</w:t>
       <w:br/>
       <w:br/>
     </w:r>

--- a/klagomål/A 59566-2025 FSC-klagomål.docx
+++ b/klagomål/A 59566-2025 FSC-klagomål.docx
@@ -1650,7 +1650,7 @@
     <w:r>
       <w:tab/>
       <w:tab/>
-      <w:t>2026-10-23</w:t>
+      <w:t>2026-10-24</w:t>
       <w:br/>
       <w:br/>
     </w:r>

--- a/klagomål/A 59566-2025 FSC-klagomål.docx
+++ b/klagomål/A 59566-2025 FSC-klagomål.docx
@@ -1650,7 +1650,7 @@
     <w:r>
       <w:tab/>
       <w:tab/>
-      <w:t>2026-10-24</w:t>
+      <w:t>2026-10-25</w:t>
       <w:br/>
       <w:br/>
     </w:r>

--- a/klagomål/A 59566-2025 FSC-klagomål.docx
+++ b/klagomål/A 59566-2025 FSC-klagomål.docx
@@ -1650,7 +1650,7 @@
     <w:r>
       <w:tab/>
       <w:tab/>
-      <w:t>2026-10-25</w:t>
+      <w:t>2026-10-26</w:t>
       <w:br/>
       <w:br/>
     </w:r>

--- a/klagomål/A 59566-2025 FSC-klagomål.docx
+++ b/klagomål/A 59566-2025 FSC-klagomål.docx
@@ -1650,7 +1650,7 @@
     <w:r>
       <w:tab/>
       <w:tab/>
-      <w:t>2026-10-26</w:t>
+      <w:t>2026-10-27</w:t>
       <w:br/>
       <w:br/>
     </w:r>

--- a/klagomål/A 59566-2025 FSC-klagomål.docx
+++ b/klagomål/A 59566-2025 FSC-klagomål.docx
@@ -1650,7 +1650,7 @@
     <w:r>
       <w:tab/>
       <w:tab/>
-      <w:t>2026-10-27</w:t>
+      <w:t>2026-10-28</w:t>
       <w:br/>
       <w:br/>
     </w:r>

--- a/klagomål/A 59566-2025 FSC-klagomål.docx
+++ b/klagomål/A 59566-2025 FSC-klagomål.docx
@@ -1650,7 +1650,7 @@
     <w:r>
       <w:tab/>
       <w:tab/>
-      <w:t>2026-10-28</w:t>
+      <w:t>2026-10-29</w:t>
       <w:br/>
       <w:br/>
     </w:r>

--- a/klagomål/A 59566-2025 FSC-klagomål.docx
+++ b/klagomål/A 59566-2025 FSC-klagomål.docx
@@ -1650,7 +1650,7 @@
     <w:r>
       <w:tab/>
       <w:tab/>
-      <w:t>2026-10-29</w:t>
+      <w:t>2026-10-31</w:t>
       <w:br/>
       <w:br/>
     </w:r>
